--- a/1-2026-2027/1-M/1-Semester-1/1-/4- اوراق عمل/مهارات رقمية - اول متوسط - اسبوع 1.docx
+++ b/1-2026-2027/1-M/1-Semester-1/1-/4- اوراق عمل/مهارات رقمية - اول متوسط - اسبوع 1.docx
@@ -10,6 +10,76 @@
           <w:rtl/>
         </w:rPr>
       </w:pPr>
+      <w:r>
+        <w:rPr>
+          <w:noProof/>
+          <w:sz w:val="36"/>
+          <w:szCs w:val="36"/>
+          <w:rtl/>
+          <w:lang w:val="ar-SA"/>
+        </w:rPr>
+        <w:drawing>
+          <wp:anchor distT="0" distB="0" distL="114300" distR="114300" simplePos="0" relativeHeight="251658240" behindDoc="0" locked="0" layoutInCell="1" allowOverlap="1" wp14:anchorId="4905E315" wp14:editId="5AB96AE0">
+            <wp:simplePos x="0" y="0"/>
+            <wp:positionH relativeFrom="column">
+              <wp:posOffset>-96982</wp:posOffset>
+            </wp:positionH>
+            <wp:positionV relativeFrom="paragraph">
+              <wp:posOffset>78566</wp:posOffset>
+            </wp:positionV>
+            <wp:extent cx="6645275" cy="7779327"/>
+            <wp:effectExtent l="0" t="0" r="3175" b="0"/>
+            <wp:wrapNone/>
+            <wp:docPr id="424828531" name="Picture 2"/>
+            <wp:cNvGraphicFramePr>
+              <a:graphicFrameLocks xmlns:a="http://schemas.openxmlformats.org/drawingml/2006/main" noChangeAspect="1"/>
+            </wp:cNvGraphicFramePr>
+            <a:graphic xmlns:a="http://schemas.openxmlformats.org/drawingml/2006/main">
+              <a:graphicData uri="http://schemas.openxmlformats.org/drawingml/2006/picture">
+                <pic:pic xmlns:pic="http://schemas.openxmlformats.org/drawingml/2006/picture">
+                  <pic:nvPicPr>
+                    <pic:cNvPr id="424828531" name="Picture 424828531"/>
+                    <pic:cNvPicPr/>
+                  </pic:nvPicPr>
+                  <pic:blipFill rotWithShape="1">
+                    <a:blip r:embed="rId8">
+                      <a:extLst>
+                        <a:ext uri="{28A0092B-C50C-407E-A947-70E740481C1C}">
+                          <a14:useLocalDpi xmlns:a14="http://schemas.microsoft.com/office/drawing/2010/main" val="0"/>
+                        </a:ext>
+                      </a:extLst>
+                    </a:blip>
+                    <a:srcRect t="6283" b="35995"/>
+                    <a:stretch>
+                      <a:fillRect/>
+                    </a:stretch>
+                  </pic:blipFill>
+                  <pic:spPr bwMode="auto">
+                    <a:xfrm>
+                      <a:off x="0" y="0"/>
+                      <a:ext cx="6650528" cy="7785476"/>
+                    </a:xfrm>
+                    <a:prstGeom prst="rect">
+                      <a:avLst/>
+                    </a:prstGeom>
+                    <a:ln>
+                      <a:noFill/>
+                    </a:ln>
+                    <a:extLst>
+                      <a:ext uri="{53640926-AAD7-44D8-BBD7-CCE9431645EC}">
+                        <a14:shadowObscured xmlns:a14="http://schemas.microsoft.com/office/drawing/2010/main"/>
+                      </a:ext>
+                    </a:extLst>
+                  </pic:spPr>
+                </pic:pic>
+              </a:graphicData>
+            </a:graphic>
+            <wp14:sizeRelV relativeFrom="margin">
+              <wp14:pctHeight>0</wp14:pctHeight>
+            </wp14:sizeRelV>
+          </wp:anchor>
+        </w:drawing>
+      </w:r>
     </w:p>
     <w:p>
       <w:pPr>
@@ -168,6 +238,7 @@
       <w:pPr>
         <w:tabs>
           <w:tab w:val="left" w:pos="2126"/>
+          <w:tab w:val="left" w:pos="2710"/>
         </w:tabs>
         <w:rPr>
           <w:sz w:val="36"/>
@@ -175,6 +246,14 @@
           <w:rtl/>
         </w:rPr>
       </w:pPr>
+      <w:r>
+        <w:rPr>
+          <w:sz w:val="36"/>
+          <w:szCs w:val="36"/>
+          <w:rtl/>
+        </w:rPr>
+        <w:tab/>
+      </w:r>
       <w:r>
         <w:rPr>
           <w:sz w:val="36"/>
@@ -185,12 +264,12 @@
       </w:r>
     </w:p>
     <w:sectPr>
-      <w:headerReference w:type="even" r:id="rId8"/>
-      <w:headerReference w:type="default" r:id="rId9"/>
-      <w:footerReference w:type="even" r:id="rId10"/>
-      <w:footerReference w:type="default" r:id="rId11"/>
-      <w:headerReference w:type="first" r:id="rId12"/>
-      <w:footerReference w:type="first" r:id="rId13"/>
+      <w:headerReference w:type="even" r:id="rId9"/>
+      <w:headerReference w:type="default" r:id="rId10"/>
+      <w:footerReference w:type="even" r:id="rId11"/>
+      <w:footerReference w:type="default" r:id="rId12"/>
+      <w:headerReference w:type="first" r:id="rId13"/>
+      <w:footerReference w:type="first" r:id="rId14"/>
       <w:pgSz w:w="11906" w:h="16838"/>
       <w:pgMar w:top="720" w:right="720" w:bottom="720" w:left="720" w:header="708" w:footer="708" w:gutter="0"/>
       <w:pgBorders w:offsetFrom="page">
@@ -250,6 +329,14 @@
       <w:tblStyle w:val="TableGrid"/>
       <w:bidiVisual/>
       <w:tblW w:w="0" w:type="auto"/>
+      <w:tblBorders>
+        <w:top w:val="none" w:sz="0" w:space="0" w:color="auto"/>
+        <w:left w:val="none" w:sz="0" w:space="0" w:color="auto"/>
+        <w:bottom w:val="none" w:sz="0" w:space="0" w:color="auto"/>
+        <w:right w:val="none" w:sz="0" w:space="0" w:color="auto"/>
+        <w:insideH w:val="none" w:sz="0" w:space="0" w:color="auto"/>
+        <w:insideV w:val="none" w:sz="0" w:space="0" w:color="auto"/>
+      </w:tblBorders>
       <w:tblLook w:val="04A0" w:firstRow="1" w:lastRow="0" w:firstColumn="1" w:lastColumn="0" w:noHBand="0" w:noVBand="1"/>
     </w:tblPr>
     <w:tblGrid>
@@ -278,15 +365,7 @@
               <w:rtl/>
               <w:lang w:bidi="ar-EG"/>
             </w:rPr>
-            <w:t>معلم المادة : م</w:t>
-          </w:r>
-          <w:r>
-            <w:rPr>
-              <w:rFonts w:hint="cs"/>
-              <w:rtl/>
-              <w:lang w:bidi="ar-EG"/>
-            </w:rPr>
-            <w:t>ازن سعد</w:t>
+            <w:t>معلم المادة : مازن سعد</w:t>
           </w:r>
         </w:p>
       </w:tc>
@@ -434,15 +513,15 @@
       <mc:AlternateContent>
         <mc:Choice Requires="wps">
           <w:drawing>
-            <wp:anchor distT="0" distB="0" distL="114300" distR="114300" simplePos="0" relativeHeight="251660288" behindDoc="0" locked="0" layoutInCell="1" allowOverlap="1" wp14:anchorId="51786621" wp14:editId="1AB65D26">
+            <wp:anchor distT="0" distB="0" distL="114300" distR="114300" simplePos="0" relativeHeight="251660288" behindDoc="0" locked="0" layoutInCell="1" allowOverlap="1" wp14:anchorId="51786621" wp14:editId="7C4476F8">
               <wp:simplePos x="0" y="0"/>
               <wp:positionH relativeFrom="column">
-                <wp:posOffset>1972733</wp:posOffset>
+                <wp:posOffset>1971040</wp:posOffset>
               </wp:positionH>
               <wp:positionV relativeFrom="paragraph">
-                <wp:posOffset>16087</wp:posOffset>
+                <wp:posOffset>17780</wp:posOffset>
               </wp:positionV>
-              <wp:extent cx="2421044" cy="1112520"/>
+              <wp:extent cx="2421044" cy="1163320"/>
               <wp:effectExtent l="0" t="0" r="0" b="0"/>
               <wp:wrapNone/>
               <wp:docPr id="33" name="مربع نص 33"/>
@@ -454,7 +533,7 @@
                     <wps:spPr>
                       <a:xfrm>
                         <a:off x="0" y="0"/>
-                        <a:ext cx="2421044" cy="1112520"/>
+                        <a:ext cx="2421044" cy="1163320"/>
                       </a:xfrm>
                       <a:prstGeom prst="rect">
                         <a:avLst/>
@@ -591,67 +670,11 @@
                             <w:jc w:val="center"/>
                             <w:rPr>
                               <w:rFonts w:ascii="Times New Roman" w:eastAsia="Times New Roman" w:hAnsi="Times New Roman" w:cs="AL-Mohanad Bold"/>
-                              <w:sz w:val="28"/>
-                              <w:szCs w:val="28"/>
-                              <w:rtl/>
-                              <w:lang w:eastAsia="ar-SA"/>
-                            </w:rPr>
-                          </w:pPr>
-                          <w:r>
-                            <w:rPr>
-                              <w:rFonts w:ascii="Times New Roman" w:eastAsia="Times New Roman" w:hAnsi="Times New Roman" w:cs="AL-Mohanad Bold" w:hint="cs"/>
-                              <w:b/>
-                              <w:bCs/>
-                              <w:sz w:val="28"/>
-                              <w:szCs w:val="28"/>
-                              <w:rtl/>
-                              <w:lang w:eastAsia="ar-SA"/>
-                            </w:rPr>
-                            <w:t xml:space="preserve">اسم </w:t>
-                          </w:r>
-                          <w:r>
-                            <w:rPr>
-                              <w:rFonts w:ascii="Times New Roman" w:eastAsia="Times New Roman" w:hAnsi="Times New Roman" w:cs="AL-Mohanad Bold" w:hint="cs"/>
-                              <w:b/>
-                              <w:bCs/>
-                              <w:sz w:val="28"/>
-                              <w:szCs w:val="28"/>
-                              <w:rtl/>
-                              <w:lang w:eastAsia="ar-SA"/>
-                            </w:rPr>
-                            <w:t>الطالب</w:t>
-                          </w:r>
-                          <w:r>
-                            <w:rPr>
-                              <w:rFonts w:ascii="Times New Roman" w:eastAsia="Times New Roman" w:hAnsi="Times New Roman" w:cs="AL-Mohanad Bold" w:hint="cs"/>
-                              <w:sz w:val="28"/>
-                              <w:szCs w:val="28"/>
-                              <w:rtl/>
-                              <w:lang w:eastAsia="ar-SA"/>
-                            </w:rPr>
-                            <w:t>: ...............</w:t>
-                          </w:r>
-                          <w:r>
-                            <w:rPr>
-                              <w:rFonts w:ascii="Times New Roman" w:eastAsia="Times New Roman" w:hAnsi="Times New Roman" w:cs="AL-Mohanad Bold" w:hint="cs"/>
-                              <w:sz w:val="28"/>
-                              <w:szCs w:val="28"/>
-                              <w:rtl/>
-                              <w:lang w:eastAsia="ar-SA"/>
-                            </w:rPr>
-                            <w:t xml:space="preserve">. </w:t>
-                          </w:r>
-                        </w:p>
-                        <w:p>
-                          <w:pPr>
-                            <w:spacing w:after="0" w:line="240" w:lineRule="auto"/>
-                            <w:jc w:val="center"/>
-                            <w:rPr>
-                              <w:rFonts w:ascii="Times New Roman" w:eastAsia="Times New Roman" w:hAnsi="Times New Roman" w:cs="AL-Mohanad Bold"/>
                               <w:b/>
                               <w:bCs/>
                               <w:sz w:val="20"/>
                               <w:szCs w:val="20"/>
+                              <w:rtl/>
                               <w:lang w:eastAsia="ar-SA"/>
                             </w:rPr>
                           </w:pPr>
@@ -713,8 +736,96 @@
                               <w:rtl/>
                               <w:lang w:eastAsia="ar-SA"/>
                             </w:rPr>
-                            <w:t xml:space="preserve">هـ </w:t>
+                            <w:t>هـ</w:t>
                           </w:r>
+                        </w:p>
+                        <w:p>
+                          <w:pPr>
+                            <w:spacing w:after="0" w:line="240" w:lineRule="auto"/>
+                            <w:jc w:val="center"/>
+                            <w:rPr>
+                              <w:rFonts w:ascii="Times New Roman" w:eastAsia="Times New Roman" w:hAnsi="Times New Roman" w:cs="AL-Mohanad Bold"/>
+                              <w:b/>
+                              <w:bCs/>
+                              <w:sz w:val="20"/>
+                              <w:szCs w:val="20"/>
+                              <w:rtl/>
+                              <w:lang w:eastAsia="ar-SA"/>
+                            </w:rPr>
+                          </w:pPr>
+                          <w:r>
+                            <w:rPr>
+                              <w:rFonts w:ascii="Times New Roman" w:eastAsia="Times New Roman" w:hAnsi="Times New Roman" w:cs="AL-Mohanad Bold" w:hint="cs"/>
+                              <w:b/>
+                              <w:bCs/>
+                              <w:sz w:val="20"/>
+                              <w:szCs w:val="20"/>
+                              <w:rtl/>
+                              <w:lang w:eastAsia="ar-SA"/>
+                            </w:rPr>
+                            <w:t>ورقة رقم ( 1 )</w:t>
+                          </w:r>
+                          <w:r>
+                            <w:rPr>
+                              <w:rFonts w:ascii="Times New Roman" w:eastAsia="Times New Roman" w:hAnsi="Times New Roman" w:cs="AL-Mohanad Bold" w:hint="cs"/>
+                              <w:b/>
+                              <w:bCs/>
+                              <w:sz w:val="20"/>
+                              <w:szCs w:val="20"/>
+                              <w:rtl/>
+                              <w:lang w:eastAsia="ar-SA"/>
+                            </w:rPr>
+                            <w:t xml:space="preserve"> </w:t>
+                          </w:r>
+                        </w:p>
+                        <w:p>
+                          <w:pPr>
+                            <w:spacing w:after="0" w:line="240" w:lineRule="auto"/>
+                            <w:jc w:val="center"/>
+                            <w:rPr>
+                              <w:rFonts w:ascii="Times New Roman" w:eastAsia="Times New Roman" w:hAnsi="Times New Roman" w:cs="AL-Mohanad Bold"/>
+                              <w:sz w:val="28"/>
+                              <w:szCs w:val="28"/>
+                              <w:rtl/>
+                              <w:lang w:eastAsia="ar-SA"/>
+                            </w:rPr>
+                          </w:pPr>
+                          <w:r>
+                            <w:rPr>
+                              <w:rFonts w:ascii="Times New Roman" w:eastAsia="Times New Roman" w:hAnsi="Times New Roman" w:cs="AL-Mohanad Bold" w:hint="cs"/>
+                              <w:b/>
+                              <w:bCs/>
+                              <w:sz w:val="28"/>
+                              <w:szCs w:val="28"/>
+                              <w:rtl/>
+                              <w:lang w:eastAsia="ar-SA"/>
+                            </w:rPr>
+                            <w:t>اسم الطالب</w:t>
+                          </w:r>
+                          <w:r>
+                            <w:rPr>
+                              <w:rFonts w:ascii="Times New Roman" w:eastAsia="Times New Roman" w:hAnsi="Times New Roman" w:cs="AL-Mohanad Bold" w:hint="cs"/>
+                              <w:sz w:val="28"/>
+                              <w:szCs w:val="28"/>
+                              <w:rtl/>
+                              <w:lang w:eastAsia="ar-SA"/>
+                            </w:rPr>
+                            <w:t xml:space="preserve">: ................ </w:t>
+                          </w:r>
+                        </w:p>
+                        <w:p>
+                          <w:pPr>
+                            <w:spacing w:after="0" w:line="240" w:lineRule="auto"/>
+                            <w:jc w:val="center"/>
+                            <w:rPr>
+                              <w:rFonts w:ascii="Times New Roman" w:eastAsia="Times New Roman" w:hAnsi="Times New Roman" w:cs="AL-Mohanad Bold"/>
+                              <w:b/>
+                              <w:bCs/>
+                              <w:sz w:val="20"/>
+                              <w:szCs w:val="20"/>
+                              <w:lang w:eastAsia="ar-SA"/>
+                            </w:rPr>
+                          </w:pPr>
                         </w:p>
                       </w:txbxContent>
                     </wps:txbx>
@@ -742,7 +853,7 @@
               <v:stroke joinstyle="miter"/>
               <v:path gradientshapeok="t" o:connecttype="rect"/>
             </v:shapetype>
-            <v:shape id="مربع نص 33" o:spid="_x0000_s1026" type="#_x0000_t202" style="position:absolute;left:0;text-align:left;margin-left:155.35pt;margin-top:1.25pt;width:190.65pt;height:87.6pt;z-index:251660288;visibility:visible;mso-wrap-style:square;mso-width-percent:0;mso-height-percent:0;mso-wrap-distance-left:9pt;mso-wrap-distance-top:0;mso-wrap-distance-right:9pt;mso-wrap-distance-bottom:0;mso-position-horizontal:absolute;mso-position-horizontal-relative:text;mso-position-vertical:absolute;mso-position-vertical-relative:text;mso-width-percent:0;mso-height-percent:0;mso-width-relative:margin;mso-height-relative:margin;v-text-anchor:top" o:gfxdata="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" fillcolor="white [3201]" stroked="f" strokeweight=".5pt">
+            <v:shape id="مربع نص 33" o:spid="_x0000_s1026" type="#_x0000_t202" style="position:absolute;left:0;text-align:left;margin-left:155.2pt;margin-top:1.4pt;width:190.65pt;height:91.6pt;z-index:251660288;visibility:visible;mso-wrap-style:square;mso-width-percent:0;mso-height-percent:0;mso-wrap-distance-left:9pt;mso-wrap-distance-top:0;mso-wrap-distance-right:9pt;mso-wrap-distance-bottom:0;mso-position-horizontal:absolute;mso-position-horizontal-relative:text;mso-position-vertical:absolute;mso-position-vertical-relative:text;mso-width-percent:0;mso-height-percent:0;mso-width-relative:margin;mso-height-relative:margin;v-text-anchor:top" o:gfxdata="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" fillcolor="white [3201]" stroked="f" strokeweight=".5pt">
               <v:textbox>
                 <w:txbxContent>
                   <w:p>
@@ -853,67 +964,11 @@
                       <w:jc w:val="center"/>
                       <w:rPr>
                         <w:rFonts w:ascii="Times New Roman" w:eastAsia="Times New Roman" w:hAnsi="Times New Roman" w:cs="AL-Mohanad Bold"/>
-                        <w:sz w:val="28"/>
-                        <w:szCs w:val="28"/>
-                        <w:rtl/>
-                        <w:lang w:eastAsia="ar-SA"/>
-                      </w:rPr>
-                    </w:pPr>
-                    <w:r>
-                      <w:rPr>
-                        <w:rFonts w:ascii="Times New Roman" w:eastAsia="Times New Roman" w:hAnsi="Times New Roman" w:cs="AL-Mohanad Bold" w:hint="cs"/>
-                        <w:b/>
-                        <w:bCs/>
-                        <w:sz w:val="28"/>
-                        <w:szCs w:val="28"/>
-                        <w:rtl/>
-                        <w:lang w:eastAsia="ar-SA"/>
-                      </w:rPr>
-                      <w:t xml:space="preserve">اسم </w:t>
-                    </w:r>
-                    <w:r>
-                      <w:rPr>
-                        <w:rFonts w:ascii="Times New Roman" w:eastAsia="Times New Roman" w:hAnsi="Times New Roman" w:cs="AL-Mohanad Bold" w:hint="cs"/>
-                        <w:b/>
-                        <w:bCs/>
-                        <w:sz w:val="28"/>
-                        <w:szCs w:val="28"/>
-                        <w:rtl/>
-                        <w:lang w:eastAsia="ar-SA"/>
-                      </w:rPr>
-                      <w:t>الطالب</w:t>
-                    </w:r>
-                    <w:r>
-                      <w:rPr>
-                        <w:rFonts w:ascii="Times New Roman" w:eastAsia="Times New Roman" w:hAnsi="Times New Roman" w:cs="AL-Mohanad Bold" w:hint="cs"/>
-                        <w:sz w:val="28"/>
-                        <w:szCs w:val="28"/>
-                        <w:rtl/>
-                        <w:lang w:eastAsia="ar-SA"/>
-                      </w:rPr>
-                      <w:t>: ...............</w:t>
-                    </w:r>
-                    <w:r>
-                      <w:rPr>
-                        <w:rFonts w:ascii="Times New Roman" w:eastAsia="Times New Roman" w:hAnsi="Times New Roman" w:cs="AL-Mohanad Bold" w:hint="cs"/>
-                        <w:sz w:val="28"/>
-                        <w:szCs w:val="28"/>
-                        <w:rtl/>
-                        <w:lang w:eastAsia="ar-SA"/>
-                      </w:rPr>
-                      <w:t xml:space="preserve">. </w:t>
-                    </w:r>
-                  </w:p>
-                  <w:p>
-                    <w:pPr>
-                      <w:spacing w:after="0" w:line="240" w:lineRule="auto"/>
-                      <w:jc w:val="center"/>
-                      <w:rPr>
-                        <w:rFonts w:ascii="Times New Roman" w:eastAsia="Times New Roman" w:hAnsi="Times New Roman" w:cs="AL-Mohanad Bold"/>
                         <w:b/>
                         <w:bCs/>
                         <w:sz w:val="20"/>
                         <w:szCs w:val="20"/>
+                        <w:rtl/>
                         <w:lang w:eastAsia="ar-SA"/>
                       </w:rPr>
                     </w:pPr>
@@ -975,8 +1030,96 @@
                         <w:rtl/>
                         <w:lang w:eastAsia="ar-SA"/>
                       </w:rPr>
-                      <w:t xml:space="preserve">هـ </w:t>
+                      <w:t>هـ</w:t>
                     </w:r>
+                  </w:p>
+                  <w:p>
+                    <w:pPr>
+                      <w:spacing w:after="0" w:line="240" w:lineRule="auto"/>
+                      <w:jc w:val="center"/>
+                      <w:rPr>
+                        <w:rFonts w:ascii="Times New Roman" w:eastAsia="Times New Roman" w:hAnsi="Times New Roman" w:cs="AL-Mohanad Bold"/>
+                        <w:b/>
+                        <w:bCs/>
+                        <w:sz w:val="20"/>
+                        <w:szCs w:val="20"/>
+                        <w:rtl/>
+                        <w:lang w:eastAsia="ar-SA"/>
+                      </w:rPr>
+                    </w:pPr>
+                    <w:r>
+                      <w:rPr>
+                        <w:rFonts w:ascii="Times New Roman" w:eastAsia="Times New Roman" w:hAnsi="Times New Roman" w:cs="AL-Mohanad Bold" w:hint="cs"/>
+                        <w:b/>
+                        <w:bCs/>
+                        <w:sz w:val="20"/>
+                        <w:szCs w:val="20"/>
+                        <w:rtl/>
+                        <w:lang w:eastAsia="ar-SA"/>
+                      </w:rPr>
+                      <w:t>ورقة رقم ( 1 )</w:t>
+                    </w:r>
+                    <w:r>
+                      <w:rPr>
+                        <w:rFonts w:ascii="Times New Roman" w:eastAsia="Times New Roman" w:hAnsi="Times New Roman" w:cs="AL-Mohanad Bold" w:hint="cs"/>
+                        <w:b/>
+                        <w:bCs/>
+                        <w:sz w:val="20"/>
+                        <w:szCs w:val="20"/>
+                        <w:rtl/>
+                        <w:lang w:eastAsia="ar-SA"/>
+                      </w:rPr>
+                      <w:t xml:space="preserve"> </w:t>
+                    </w:r>
+                  </w:p>
+                  <w:p>
+                    <w:pPr>
+                      <w:spacing w:after="0" w:line="240" w:lineRule="auto"/>
+                      <w:jc w:val="center"/>
+                      <w:rPr>
+                        <w:rFonts w:ascii="Times New Roman" w:eastAsia="Times New Roman" w:hAnsi="Times New Roman" w:cs="AL-Mohanad Bold"/>
+                        <w:sz w:val="28"/>
+                        <w:szCs w:val="28"/>
+                        <w:rtl/>
+                        <w:lang w:eastAsia="ar-SA"/>
+                      </w:rPr>
+                    </w:pPr>
+                    <w:r>
+                      <w:rPr>
+                        <w:rFonts w:ascii="Times New Roman" w:eastAsia="Times New Roman" w:hAnsi="Times New Roman" w:cs="AL-Mohanad Bold" w:hint="cs"/>
+                        <w:b/>
+                        <w:bCs/>
+                        <w:sz w:val="28"/>
+                        <w:szCs w:val="28"/>
+                        <w:rtl/>
+                        <w:lang w:eastAsia="ar-SA"/>
+                      </w:rPr>
+                      <w:t>اسم الطالب</w:t>
+                    </w:r>
+                    <w:r>
+                      <w:rPr>
+                        <w:rFonts w:ascii="Times New Roman" w:eastAsia="Times New Roman" w:hAnsi="Times New Roman" w:cs="AL-Mohanad Bold" w:hint="cs"/>
+                        <w:sz w:val="28"/>
+                        <w:szCs w:val="28"/>
+                        <w:rtl/>
+                        <w:lang w:eastAsia="ar-SA"/>
+                      </w:rPr>
+                      <w:t xml:space="preserve">: ................ </w:t>
+                    </w:r>
+                  </w:p>
+                  <w:p>
+                    <w:pPr>
+                      <w:spacing w:after="0" w:line="240" w:lineRule="auto"/>
+                      <w:jc w:val="center"/>
+                      <w:rPr>
+                        <w:rFonts w:ascii="Times New Roman" w:eastAsia="Times New Roman" w:hAnsi="Times New Roman" w:cs="AL-Mohanad Bold"/>
+                        <w:b/>
+                        <w:bCs/>
+                        <w:sz w:val="20"/>
+                        <w:szCs w:val="20"/>
+                        <w:lang w:eastAsia="ar-SA"/>
+                      </w:rPr>
+                    </w:pPr>
                   </w:p>
                 </w:txbxContent>
               </v:textbox>

--- a/1-2026-2027/1-M/1-Semester-1/1-/4- اوراق عمل/مهارات رقمية - اول متوسط - اسبوع 1.docx
+++ b/1-2026-2027/1-M/1-Semester-1/1-/4- اوراق عمل/مهارات رقمية - اول متوسط - اسبوع 1.docx
@@ -239,6 +239,7 @@
         <w:tabs>
           <w:tab w:val="left" w:pos="2126"/>
           <w:tab w:val="left" w:pos="2710"/>
+          <w:tab w:val="left" w:pos="6434"/>
         </w:tabs>
         <w:rPr>
           <w:sz w:val="36"/>
@@ -246,6 +247,14 @@
           <w:rtl/>
         </w:rPr>
       </w:pPr>
+      <w:r>
+        <w:rPr>
+          <w:sz w:val="36"/>
+          <w:szCs w:val="36"/>
+          <w:rtl/>
+        </w:rPr>
+        <w:tab/>
+      </w:r>
       <w:r>
         <w:rPr>
           <w:sz w:val="36"/>
@@ -389,7 +398,15 @@
               <w:rtl/>
               <w:lang w:bidi="ar-EG"/>
             </w:rPr>
-            <w:t>مشرف المادة : د / رضا حرب</w:t>
+            <w:t xml:space="preserve">مشرف المادة : </w:t>
+          </w:r>
+          <w:r>
+            <w:rPr>
+              <w:rFonts w:hint="cs"/>
+              <w:rtl/>
+              <w:lang w:bidi="ar-EG"/>
+            </w:rPr>
+            <w:t>بهاء المهدي</w:t>
           </w:r>
         </w:p>
       </w:tc>
